--- a/downloads/teacher/04 Units/Unit 06 - Food Systems and Production - From Farm to Table/Lesson 06.15 - Shopping List and Unit Price Check.docx
+++ b/downloads/teacher/04 Units/Unit 06 - Food Systems and Production - From Farm to Table/Lesson 06.15 - Shopping List and Unit Price Check.docx
@@ -290,23 +290,41 @@
       <w:r>
         <w:t xml:space="preserve">By the end of this lesson, students will be able to:</w:t>
       </w:r>
-      <w:r>
-        <w:t xml:space="preserve"> </w:t>
-      </w:r>
-      <w:r>
-        <w:t xml:space="preserve">1. (Low) Given four station costing sheets, combine duplicate items into single lines with a correct total quantity and organize all lines by store section.</w:t>
-      </w:r>
-      <w:r>
-        <w:t xml:space="preserve"> </w:t>
-      </w:r>
-      <w:r>
-        <w:t xml:space="preserve">2. (Mid) Compute the unit price for each line, compare it to at least one alternative brand or size, and write a store-brand swap with the dollar amount it would save.</w:t>
-      </w:r>
-      <w:r>
-        <w:t xml:space="preserve"> </w:t>
-      </w:r>
-      <w:r>
-        <w:t xml:space="preserve">3. (High) Evaluate the consolidated list against the $80 class budget and the teacher’s approval checklist, and revise it until every item on the checklist passes.</w:t>
+    </w:p>
+    <w:p>
+      <w:pPr>
+        <w:numPr>
+          <w:ilvl w:val="0"/>
+          <w:numId w:val="1002"/>
+        </w:numPr>
+        <w:pStyle w:val="Compact"/>
+      </w:pPr>
+      <w:r>
+        <w:t xml:space="preserve">(Low) Given four station costing sheets, combine duplicate items into single lines with a correct total quantity and organize all lines by store section.</w:t>
+      </w:r>
+    </w:p>
+    <w:p>
+      <w:pPr>
+        <w:numPr>
+          <w:ilvl w:val="0"/>
+          <w:numId w:val="1002"/>
+        </w:numPr>
+        <w:pStyle w:val="Compact"/>
+      </w:pPr>
+      <w:r>
+        <w:t xml:space="preserve">(Mid) Compute the unit price for each line, compare it to at least one alternative brand or size, and write a store-brand swap with the dollar amount it would save.</w:t>
+      </w:r>
+    </w:p>
+    <w:p>
+      <w:pPr>
+        <w:numPr>
+          <w:ilvl w:val="0"/>
+          <w:numId w:val="1002"/>
+        </w:numPr>
+        <w:pStyle w:val="Compact"/>
+      </w:pPr>
+      <w:r>
+        <w:t xml:space="preserve">(High) Evaluate the consolidated list against the $80 class budget and the teacher’s approval checklist, and revise it until every item on the checklist passes.</w:t>
       </w:r>
     </w:p>
     <w:p>
@@ -347,7 +365,7 @@
       <w:pPr>
         <w:numPr>
           <w:ilvl w:val="0"/>
-          <w:numId w:val="1002"/>
+          <w:numId w:val="1003"/>
         </w:numPr>
         <w:pStyle w:val="Compact"/>
       </w:pPr>
@@ -374,7 +392,7 @@
       <w:pPr>
         <w:numPr>
           <w:ilvl w:val="0"/>
-          <w:numId w:val="1002"/>
+          <w:numId w:val="1003"/>
         </w:numPr>
         <w:pStyle w:val="Compact"/>
       </w:pPr>
@@ -386,7 +404,7 @@
       <w:pPr>
         <w:numPr>
           <w:ilvl w:val="0"/>
-          <w:numId w:val="1002"/>
+          <w:numId w:val="1003"/>
         </w:numPr>
         <w:pStyle w:val="Compact"/>
       </w:pPr>
@@ -398,7 +416,7 @@
       <w:pPr>
         <w:numPr>
           <w:ilvl w:val="0"/>
-          <w:numId w:val="1002"/>
+          <w:numId w:val="1003"/>
         </w:numPr>
         <w:pStyle w:val="Compact"/>
       </w:pPr>
@@ -410,7 +428,7 @@
       <w:pPr>
         <w:numPr>
           <w:ilvl w:val="0"/>
-          <w:numId w:val="1002"/>
+          <w:numId w:val="1003"/>
         </w:numPr>
         <w:pStyle w:val="Compact"/>
       </w:pPr>
@@ -422,7 +440,7 @@
       <w:pPr>
         <w:numPr>
           <w:ilvl w:val="0"/>
-          <w:numId w:val="1002"/>
+          <w:numId w:val="1003"/>
         </w:numPr>
         <w:pStyle w:val="Compact"/>
       </w:pPr>
@@ -434,7 +452,7 @@
       <w:pPr>
         <w:numPr>
           <w:ilvl w:val="0"/>
-          <w:numId w:val="1002"/>
+          <w:numId w:val="1003"/>
         </w:numPr>
         <w:pStyle w:val="Compact"/>
       </w:pPr>
@@ -461,7 +479,7 @@
       <w:pPr>
         <w:numPr>
           <w:ilvl w:val="0"/>
-          <w:numId w:val="1002"/>
+          <w:numId w:val="1003"/>
         </w:numPr>
         <w:pStyle w:val="Compact"/>
       </w:pPr>
@@ -1387,73 +1405,133 @@
       <w:r>
         <w:t xml:space="preserve">Monitor understanding:</w:t>
       </w:r>
-      <w:r>
-        <w:t xml:space="preserve"> </w:t>
-      </w:r>
-      <w:r>
-        <w:t xml:space="preserve">- Two stations both need shredded mozzarella. How many bags total, and how do you know?</w:t>
-      </w:r>
-      <w:r>
-        <w:t xml:space="preserve"> </w:t>
-      </w:r>
-      <w:r>
-        <w:t xml:space="preserve">- What section is instant rice in? What section are the plates in?</w:t>
-      </w:r>
-      <w:r>
-        <w:t xml:space="preserve"> </w:t>
-      </w:r>
-      <w:r>
-        <w:t xml:space="preserve">- What is the unit price on that line? Now the store brand. What is the difference on the whole order?</w:t>
-      </w:r>
-      <w:r>
-        <w:t xml:space="preserve"> </w:t>
-      </w:r>
-      <w:r>
-        <w:t xml:space="preserve">- Our total is $76.40. What is that per person? Is that under or over what the school spends on a lunch?</w:t>
-      </w:r>
-      <w:r>
-        <w:t xml:space="preserve"> </w:t>
-      </w:r>
-      <w:r>
-        <w:t xml:space="preserve">- Read line 7 of Station 3’s card. Is that item on this list? Point to it.</w:t>
-      </w:r>
-    </w:p>
-    <w:p>
-      <w:pPr>
-        <w:pStyle w:val="BodyText"/>
+    </w:p>
+    <w:p>
+      <w:pPr>
+        <w:numPr>
+          <w:ilvl w:val="0"/>
+          <w:numId w:val="1004"/>
+        </w:numPr>
+        <w:pStyle w:val="Compact"/>
+      </w:pPr>
+      <w:r>
+        <w:t xml:space="preserve">Two stations both need shredded mozzarella. How many bags total, and how do you know?</w:t>
+      </w:r>
+    </w:p>
+    <w:p>
+      <w:pPr>
+        <w:numPr>
+          <w:ilvl w:val="0"/>
+          <w:numId w:val="1004"/>
+        </w:numPr>
+        <w:pStyle w:val="Compact"/>
+      </w:pPr>
+      <w:r>
+        <w:t xml:space="preserve">What section is instant rice in? What section are the plates in?</w:t>
+      </w:r>
+    </w:p>
+    <w:p>
+      <w:pPr>
+        <w:numPr>
+          <w:ilvl w:val="0"/>
+          <w:numId w:val="1004"/>
+        </w:numPr>
+        <w:pStyle w:val="Compact"/>
+      </w:pPr>
+      <w:r>
+        <w:t xml:space="preserve">What is the unit price on that line? Now the store brand. What is the difference on the whole order?</w:t>
+      </w:r>
+    </w:p>
+    <w:p>
+      <w:pPr>
+        <w:numPr>
+          <w:ilvl w:val="0"/>
+          <w:numId w:val="1004"/>
+        </w:numPr>
+        <w:pStyle w:val="Compact"/>
+      </w:pPr>
+      <w:r>
+        <w:t xml:space="preserve">Our total is $76.40. What is that per person? Is that under or over what the school spends on a lunch?</w:t>
+      </w:r>
+    </w:p>
+    <w:p>
+      <w:pPr>
+        <w:numPr>
+          <w:ilvl w:val="0"/>
+          <w:numId w:val="1004"/>
+        </w:numPr>
+        <w:pStyle w:val="Compact"/>
+      </w:pPr>
+      <w:r>
+        <w:t xml:space="preserve">Read line 7 of Station 3’s card. Is that item on this list? Point to it.</w:t>
+      </w:r>
+    </w:p>
+    <w:p>
+      <w:pPr>
+        <w:pStyle w:val="FirstParagraph"/>
       </w:pPr>
       <w:r>
         <w:t xml:space="preserve">Deepen learning:</w:t>
       </w:r>
-      <w:r>
-        <w:t xml:space="preserve"> </w:t>
-      </w:r>
-      <w:r>
-        <w:t xml:space="preserve">- The bigger jar is cheaper per ounce. Why might buying it still be the wrong decision for us?</w:t>
-      </w:r>
-      <w:r>
-        <w:t xml:space="preserve"> </w:t>
-      </w:r>
-      <w:r>
-        <w:t xml:space="preserve">- A restaurant orders from a distributor once or twice a week, not from a store. What does that get them that we do not have?</w:t>
-      </w:r>
-      <w:r>
-        <w:t xml:space="preserve"> </w:t>
-      </w:r>
-      <w:r>
-        <w:t xml:space="preserve">- Name one item on this list that would cost a food pantry nothing and us full price. Why the difference? (Donated and bulk food, and the pantry’s own purchasing power. Tie back to Lesson 6.4.)</w:t>
-      </w:r>
-      <w:r>
-        <w:t xml:space="preserve"> </w:t>
-      </w:r>
-      <w:r>
-        <w:t xml:space="preserve">- If the store is out of one item on this list, what do we do? Who decides? Which column on your sheet already answers that?</w:t>
-      </w:r>
-      <w:r>
-        <w:t xml:space="preserve"> </w:t>
-      </w:r>
-      <w:r>
-        <w:t xml:space="preserve">- This list feeds 28 people for about $2.70 each. What is not in that number that a restaurant would have to pay for? (Labor, rent, gas and electric, plates, the person who washes the pots.)</w:t>
+    </w:p>
+    <w:p>
+      <w:pPr>
+        <w:numPr>
+          <w:ilvl w:val="0"/>
+          <w:numId w:val="1005"/>
+        </w:numPr>
+        <w:pStyle w:val="Compact"/>
+      </w:pPr>
+      <w:r>
+        <w:t xml:space="preserve">The bigger jar is cheaper per ounce. Why might buying it still be the wrong decision for us?</w:t>
+      </w:r>
+    </w:p>
+    <w:p>
+      <w:pPr>
+        <w:numPr>
+          <w:ilvl w:val="0"/>
+          <w:numId w:val="1005"/>
+        </w:numPr>
+        <w:pStyle w:val="Compact"/>
+      </w:pPr>
+      <w:r>
+        <w:t xml:space="preserve">A restaurant orders from a distributor once or twice a week, not from a store. What does that get them that we do not have?</w:t>
+      </w:r>
+    </w:p>
+    <w:p>
+      <w:pPr>
+        <w:numPr>
+          <w:ilvl w:val="0"/>
+          <w:numId w:val="1005"/>
+        </w:numPr>
+        <w:pStyle w:val="Compact"/>
+      </w:pPr>
+      <w:r>
+        <w:t xml:space="preserve">Name one item on this list that would cost a food pantry nothing and us full price. Why the difference? (Donated and bulk food, and the pantry’s own purchasing power. Tie back to Lesson 6.4.)</w:t>
+      </w:r>
+    </w:p>
+    <w:p>
+      <w:pPr>
+        <w:numPr>
+          <w:ilvl w:val="0"/>
+          <w:numId w:val="1005"/>
+        </w:numPr>
+        <w:pStyle w:val="Compact"/>
+      </w:pPr>
+      <w:r>
+        <w:t xml:space="preserve">If the store is out of one item on this list, what do we do? Who decides? Which column on your sheet already answers that?</w:t>
+      </w:r>
+    </w:p>
+    <w:p>
+      <w:pPr>
+        <w:numPr>
+          <w:ilvl w:val="0"/>
+          <w:numId w:val="1005"/>
+        </w:numPr>
+        <w:pStyle w:val="Compact"/>
+      </w:pPr>
+      <w:r>
+        <w:t xml:space="preserve">This list feeds 28 people for about $2.70 each. What is not in that number that a restaurant would have to pay for? (Labor, rent, gas and electric, plates, the person who washes the pots.)</w:t>
       </w:r>
     </w:p>
     <w:p>
@@ -1542,7 +1620,7 @@
       <w:pPr>
         <w:numPr>
           <w:ilvl w:val="0"/>
-          <w:numId w:val="1003"/>
+          <w:numId w:val="1006"/>
         </w:numPr>
         <w:pStyle w:val="Compact"/>
       </w:pPr>
@@ -1566,7 +1644,7 @@
       <w:pPr>
         <w:numPr>
           <w:ilvl w:val="0"/>
-          <w:numId w:val="1003"/>
+          <w:numId w:val="1006"/>
         </w:numPr>
         <w:pStyle w:val="Compact"/>
       </w:pPr>
@@ -1578,7 +1656,7 @@
       <w:pPr>
         <w:numPr>
           <w:ilvl w:val="0"/>
-          <w:numId w:val="1003"/>
+          <w:numId w:val="1006"/>
         </w:numPr>
         <w:pStyle w:val="Compact"/>
       </w:pPr>
@@ -1590,7 +1668,7 @@
       <w:pPr>
         <w:numPr>
           <w:ilvl w:val="0"/>
-          <w:numId w:val="1003"/>
+          <w:numId w:val="1006"/>
         </w:numPr>
         <w:pStyle w:val="Compact"/>
       </w:pPr>
@@ -1602,7 +1680,7 @@
       <w:pPr>
         <w:numPr>
           <w:ilvl w:val="0"/>
-          <w:numId w:val="1003"/>
+          <w:numId w:val="1006"/>
         </w:numPr>
         <w:pStyle w:val="Compact"/>
       </w:pPr>
@@ -1614,7 +1692,7 @@
       <w:pPr>
         <w:numPr>
           <w:ilvl w:val="0"/>
-          <w:numId w:val="1003"/>
+          <w:numId w:val="1006"/>
         </w:numPr>
         <w:pStyle w:val="Compact"/>
       </w:pPr>
@@ -1954,7 +2032,7 @@
       <w:pPr>
         <w:numPr>
           <w:ilvl w:val="0"/>
-          <w:numId w:val="1004"/>
+          <w:numId w:val="1007"/>
         </w:numPr>
         <w:pStyle w:val="Compact"/>
       </w:pPr>
@@ -1978,7 +2056,7 @@
       <w:pPr>
         <w:numPr>
           <w:ilvl w:val="0"/>
-          <w:numId w:val="1004"/>
+          <w:numId w:val="1007"/>
         </w:numPr>
         <w:pStyle w:val="Compact"/>
       </w:pPr>
@@ -1990,7 +2068,7 @@
       <w:pPr>
         <w:numPr>
           <w:ilvl w:val="0"/>
-          <w:numId w:val="1004"/>
+          <w:numId w:val="1007"/>
         </w:numPr>
         <w:pStyle w:val="Compact"/>
       </w:pPr>
@@ -2002,7 +2080,7 @@
       <w:pPr>
         <w:numPr>
           <w:ilvl w:val="0"/>
-          <w:numId w:val="1004"/>
+          <w:numId w:val="1007"/>
         </w:numPr>
         <w:pStyle w:val="Compact"/>
       </w:pPr>
@@ -2035,7 +2113,7 @@
       <w:pPr>
         <w:numPr>
           <w:ilvl w:val="0"/>
-          <w:numId w:val="1004"/>
+          <w:numId w:val="1007"/>
         </w:numPr>
         <w:pStyle w:val="Compact"/>
       </w:pPr>
@@ -2059,7 +2137,7 @@
       <w:pPr>
         <w:numPr>
           <w:ilvl w:val="0"/>
-          <w:numId w:val="1004"/>
+          <w:numId w:val="1007"/>
         </w:numPr>
         <w:pStyle w:val="Compact"/>
       </w:pPr>
@@ -2083,7 +2161,7 @@
       <w:pPr>
         <w:numPr>
           <w:ilvl w:val="0"/>
-          <w:numId w:val="1004"/>
+          <w:numId w:val="1007"/>
         </w:numPr>
         <w:pStyle w:val="Compact"/>
       </w:pPr>
@@ -2129,7 +2207,7 @@
       <w:pPr>
         <w:numPr>
           <w:ilvl w:val="0"/>
-          <w:numId w:val="1005"/>
+          <w:numId w:val="1008"/>
         </w:numPr>
         <w:pStyle w:val="Compact"/>
       </w:pPr>
@@ -2141,7 +2219,7 @@
       <w:pPr>
         <w:numPr>
           <w:ilvl w:val="0"/>
-          <w:numId w:val="1005"/>
+          <w:numId w:val="1008"/>
         </w:numPr>
         <w:pStyle w:val="Compact"/>
       </w:pPr>
@@ -2171,7 +2249,7 @@
       <w:pPr>
         <w:numPr>
           <w:ilvl w:val="0"/>
-          <w:numId w:val="1005"/>
+          <w:numId w:val="1008"/>
         </w:numPr>
         <w:pStyle w:val="Compact"/>
       </w:pPr>
@@ -2183,7 +2261,7 @@
       <w:pPr>
         <w:numPr>
           <w:ilvl w:val="0"/>
-          <w:numId w:val="1005"/>
+          <w:numId w:val="1008"/>
         </w:numPr>
         <w:pStyle w:val="Compact"/>
       </w:pPr>
@@ -2195,7 +2273,7 @@
       <w:pPr>
         <w:numPr>
           <w:ilvl w:val="0"/>
-          <w:numId w:val="1005"/>
+          <w:numId w:val="1008"/>
         </w:numPr>
         <w:pStyle w:val="Compact"/>
       </w:pPr>
@@ -2207,7 +2285,7 @@
       <w:pPr>
         <w:numPr>
           <w:ilvl w:val="0"/>
-          <w:numId w:val="1005"/>
+          <w:numId w:val="1008"/>
         </w:numPr>
         <w:pStyle w:val="Compact"/>
       </w:pPr>
@@ -2228,7 +2306,7 @@
       <w:pPr>
         <w:numPr>
           <w:ilvl w:val="0"/>
-          <w:numId w:val="1005"/>
+          <w:numId w:val="1008"/>
         </w:numPr>
         <w:pStyle w:val="Compact"/>
       </w:pPr>
@@ -2524,6 +2602,118 @@
       </w:pPr>
     </w:lvl>
   </w:abstractNum>
+  <w:abstractNum w:abstractNumId="99411">
+    <w:nsid w:val="71315dca"/>
+    <w:multiLevelType w:val="multilevel"/>
+    <w:lvl w:ilvl="0">
+      <w:start w:val="1"/>
+      <w:numFmt w:val="decimal"/>
+      <w:lvlText w:val="%1."/>
+      <w:lvlJc w:val="left"/>
+      <w:pPr>
+        <w:tabs>
+          <w:tab w:val="num" w:pos="0"/>
+        </w:tabs>
+        <w:ind w:left="480" w:hanging="480"/>
+      </w:pPr>
+    </w:lvl>
+    <w:lvl w:ilvl="1">
+      <w:start w:val="1"/>
+      <w:numFmt w:val="decimal"/>
+      <w:lvlText w:val="%2."/>
+      <w:lvlJc w:val="left"/>
+      <w:pPr>
+        <w:tabs>
+          <w:tab w:val="num" w:pos="720"/>
+        </w:tabs>
+        <w:ind w:left="1200" w:hanging="480"/>
+      </w:pPr>
+    </w:lvl>
+    <w:lvl w:ilvl="2">
+      <w:start w:val="1"/>
+      <w:numFmt w:val="decimal"/>
+      <w:lvlText w:val="%3."/>
+      <w:lvlJc w:val="left"/>
+      <w:pPr>
+        <w:tabs>
+          <w:tab w:val="num" w:pos="1440"/>
+        </w:tabs>
+        <w:ind w:left="1920" w:hanging="480"/>
+      </w:pPr>
+    </w:lvl>
+    <w:lvl w:ilvl="3">
+      <w:start w:val="1"/>
+      <w:numFmt w:val="decimal"/>
+      <w:lvlText w:val="%4."/>
+      <w:lvlJc w:val="left"/>
+      <w:pPr>
+        <w:tabs>
+          <w:tab w:val="num" w:pos="2160"/>
+        </w:tabs>
+        <w:ind w:left="2640" w:hanging="480"/>
+      </w:pPr>
+    </w:lvl>
+    <w:lvl w:ilvl="4">
+      <w:start w:val="1"/>
+      <w:numFmt w:val="decimal"/>
+      <w:lvlText w:val="%5."/>
+      <w:lvlJc w:val="left"/>
+      <w:pPr>
+        <w:tabs>
+          <w:tab w:val="num" w:pos="2880"/>
+        </w:tabs>
+        <w:ind w:left="3360" w:hanging="480"/>
+      </w:pPr>
+    </w:lvl>
+    <w:lvl w:ilvl="5">
+      <w:start w:val="1"/>
+      <w:numFmt w:val="decimal"/>
+      <w:lvlText w:val="%6."/>
+      <w:lvlJc w:val="left"/>
+      <w:pPr>
+        <w:tabs>
+          <w:tab w:val="num" w:pos="3600"/>
+        </w:tabs>
+        <w:ind w:left="4080" w:hanging="480"/>
+      </w:pPr>
+    </w:lvl>
+    <w:lvl w:ilvl="6">
+      <w:start w:val="1"/>
+      <w:numFmt w:val="decimal"/>
+      <w:lvlText w:val="%7."/>
+      <w:lvlJc w:val="left"/>
+      <w:pPr>
+        <w:tabs>
+          <w:tab w:val="num" w:pos="4320"/>
+        </w:tabs>
+        <w:ind w:left="4800" w:hanging="480"/>
+      </w:pPr>
+    </w:lvl>
+    <w:lvl w:ilvl="7">
+      <w:start w:val="1"/>
+      <w:numFmt w:val="decimal"/>
+      <w:lvlText w:val="%8."/>
+      <w:lvlJc w:val="left"/>
+      <w:pPr>
+        <w:tabs>
+          <w:tab w:val="num" w:pos="5040"/>
+        </w:tabs>
+        <w:ind w:left="5520" w:hanging="480"/>
+      </w:pPr>
+    </w:lvl>
+    <w:lvl w:ilvl="8">
+      <w:start w:val="1"/>
+      <w:numFmt w:val="decimal"/>
+      <w:lvlText w:val="%9."/>
+      <w:lvlJc w:val="left"/>
+      <w:pPr>
+        <w:tabs>
+          <w:tab w:val="num" w:pos="5760"/>
+        </w:tabs>
+        <w:ind w:left="6240" w:hanging="480"/>
+      </w:pPr>
+    </w:lvl>
+  </w:abstractNum>
   <w:num w:numId="1000">
     <w:abstractNumId w:val="990"/>
   </w:num>
@@ -2531,7 +2721,34 @@
     <w:abstractNumId w:val="991"/>
   </w:num>
   <w:num w:numId="1002">
-    <w:abstractNumId w:val="991"/>
+    <w:abstractNumId w:val="99411"/>
+    <w:lvlOverride w:ilvl="0">
+      <w:startOverride w:val="1"/>
+    </w:lvlOverride>
+    <w:lvlOverride w:ilvl="1">
+      <w:startOverride w:val="1"/>
+    </w:lvlOverride>
+    <w:lvlOverride w:ilvl="2">
+      <w:startOverride w:val="1"/>
+    </w:lvlOverride>
+    <w:lvlOverride w:ilvl="3">
+      <w:startOverride w:val="1"/>
+    </w:lvlOverride>
+    <w:lvlOverride w:ilvl="4">
+      <w:startOverride w:val="1"/>
+    </w:lvlOverride>
+    <w:lvlOverride w:ilvl="5">
+      <w:startOverride w:val="1"/>
+    </w:lvlOverride>
+    <w:lvlOverride w:ilvl="6">
+      <w:startOverride w:val="1"/>
+    </w:lvlOverride>
+    <w:lvlOverride w:ilvl="7">
+      <w:startOverride w:val="1"/>
+    </w:lvlOverride>
+    <w:lvlOverride w:ilvl="8">
+      <w:startOverride w:val="1"/>
+    </w:lvlOverride>
   </w:num>
   <w:num w:numId="1003">
     <w:abstractNumId w:val="991"/>
@@ -2540,6 +2757,15 @@
     <w:abstractNumId w:val="991"/>
   </w:num>
   <w:num w:numId="1005">
+    <w:abstractNumId w:val="991"/>
+  </w:num>
+  <w:num w:numId="1006">
+    <w:abstractNumId w:val="991"/>
+  </w:num>
+  <w:num w:numId="1007">
+    <w:abstractNumId w:val="991"/>
+  </w:num>
+  <w:num w:numId="1008">
     <w:abstractNumId w:val="991"/>
   </w:num>
 </w:numbering>

--- a/downloads/teacher/04 Units/Unit 06 - Food Systems and Production - From Farm to Table/Lesson 06.15 - Shopping List and Unit Price Check.docx
+++ b/downloads/teacher/04 Units/Unit 06 - Food Systems and Production - From Farm to Table/Lesson 06.15 - Shopping List and Unit Price Check.docx
@@ -1379,17 +1379,6 @@
     </w:tbl>
     <w:p>
       <w:pPr>
-        <w:pStyle w:val="BodyText"/>
-      </w:pPr>
-      <w:r>
-        <w:rPr>
-          <w:rStyle w:val="TeacherNote"/>
-        </w:rPr>
-        <w:t xml:space="preserve">[Sal: add a line 13 for your school’s purchasing rule, whatever it is: a purchase order, a reimbursement form, a p-card, or your own money and a receipt. Say out loud which one it is. Students should know that real money has a real process.]</w:t>
-      </w:r>
-    </w:p>
-    <w:p>
-      <w:pPr>
         <w:pStyle w:val="Heading2"/>
       </w:pPr>
       <w:bookmarkStart w:id="30" w:name="questions-to-ask"/>
@@ -2000,22 +1989,7 @@
         <w:pStyle w:val="FirstParagraph"/>
       </w:pPr>
       <w:r>
-        <w:t xml:space="preserve">Inside the building: the cafeteria manager. FACS gives them a class that has read a unit price and built a purchase list; the cafeteria manager gives FACS five minutes on how the school actually buys food, what a case costs compared to a retail package, and the allergen protocol the building already runs. That five minutes is the single most useful visit in this unit.</w:t>
-      </w:r>
-      <w:r>
-        <w:t xml:space="preserve"> </w:t>
-      </w:r>
-      <w:r>
-        <w:rPr>
-          <w:rStyle w:val="TeacherNote"/>
-        </w:rPr>
-        <w:t xml:space="preserve">[Sal: the Brentwood cafeteria manager is someone you already know; if your school’s food service is contracted out, ask the district’s food service director instead.]</w:t>
-      </w:r>
-      <w:r>
-        <w:t xml:space="preserve"> </w:t>
-      </w:r>
-      <w:r>
-        <w:t xml:space="preserve">Math: the unit price work is unit rate and percent, and the swap total is a percent-saved problem ready to hand over.</w:t>
+        <w:t xml:space="preserve">Inside the building: the cafeteria manager. FACS gives them a class that has read a unit price and built a purchase list; the cafeteria manager gives FACS five minutes on how the school actually buys food, what a case costs compared to a retail package, and the allergen protocol the building already runs. That five minutes is the single most useful visit in this unit. Math: the unit price work is unit rate and percent, and the swap total is a percent-saved problem ready to hand over.</w:t>
       </w:r>
     </w:p>
     <w:p>
@@ -2099,15 +2073,6 @@
       <w:r>
         <w:t xml:space="preserve">, Part A.6.</w:t>
       </w:r>
-      <w:r>
-        <w:t xml:space="preserve"> </w:t>
-      </w:r>
-      <w:r>
-        <w:rPr>
-          <w:rStyle w:val="TeacherNote"/>
-        </w:rPr>
-        <w:t xml:space="preserve">[Sal: confirm against the NYSED PDF.]</w:t>
-      </w:r>
     </w:p>
     <w:p>
       <w:pPr>
@@ -2166,42 +2131,60 @@
         <w:pStyle w:val="Compact"/>
       </w:pPr>
       <w:r>
-        <w:t xml:space="preserve">Sal’s own materials:</w:t>
+        <w:t xml:space="preserve">My own materials: (eleven items for 112 students across four periods and four kitchens on a $150 budget, with the store-brand swap list, the savings per swap, and the note that prices were verified on the store’s own site for the week of March 20 to 26, 2026). That document is the model for the consolidated list, the swap column, and the store-brand rule. All prices to be refreshed from the current circular before teaching.</w:t>
+      </w:r>
+    </w:p>
+    <w:p>
+      <w:pPr>
+        <w:pStyle w:val="Heading2"/>
+      </w:pPr>
+      <w:bookmarkStart w:id="39" w:name="teacher-notes"/>
+      <w:r>
+        <w:t xml:space="preserve">Teacher notes</w:t>
+      </w:r>
+      <w:bookmarkEnd w:id="39"/>
+    </w:p>
+    <w:p>
+      <w:pPr>
+        <w:numPr>
+          <w:ilvl w:val="0"/>
+          <w:numId w:val="1008"/>
+        </w:numPr>
+        <w:pStyle w:val="Compact"/>
+      </w:pPr>
+      <w:r>
+        <w:t xml:space="preserve">Step 2 is the best five minutes in the topic and it looks like nothing. Four stations reading their own lines out loud and catching each other’s duplicates is how a real kitchen consolidates an order, and students hear it happen.</w:t>
+      </w:r>
+    </w:p>
+    <w:p>
+      <w:pPr>
+        <w:numPr>
+          <w:ilvl w:val="0"/>
+          <w:numId w:val="1008"/>
+        </w:numPr>
+        <w:pStyle w:val="Compact"/>
+      </w:pPr>
+      <w:r>
+        <w:t xml:space="preserve">Common mistake: a station reads</w:t>
       </w:r>
       <w:r>
         <w:t xml:space="preserve"> </w:t>
       </w:r>
       <w:r>
-        <w:rPr>
-          <w:rStyle w:val="VerbatimChar"/>
-        </w:rPr>
-        <w:t xml:space="preserve">education_teaching_facs_kingkullen_shoppinglist_2026_03.pdf</w:t>
+        <w:t xml:space="preserve">“</w:t>
+      </w:r>
+      <w:r>
+        <w:t xml:space="preserve">12 jars of marinara</w:t>
+      </w:r>
+      <w:r>
+        <w:t xml:space="preserve">”</w:t>
       </w:r>
       <w:r>
         <w:t xml:space="preserve"> </w:t>
       </w:r>
       <w:r>
-        <w:t xml:space="preserve">(eleven items for 112 students across four periods and four kitchens on a $150 budget, with the store-brand swap list, the savings per swap, and the note that prices were verified on shopkingkullen.com for the week of March 20 to 26, 2026). That document is the model for the consolidated list, the swap column, and the store-brand rule. All prices marked</w:t>
-      </w:r>
-      <w:r>
-        <w:t xml:space="preserve"> </w:t>
-      </w:r>
-      <w:r>
-        <w:rPr>
-          <w:rStyle w:val="TeacherNote"/>
-        </w:rPr>
-        <w:t xml:space="preserve">[update from this week’s circular].</w:t>
-      </w:r>
-    </w:p>
-    <w:p>
-      <w:pPr>
-        <w:pStyle w:val="Heading2"/>
-      </w:pPr>
-      <w:bookmarkStart w:id="39" w:name="teacher-notes"/>
-      <w:r>
-        <w:t xml:space="preserve">Teacher notes</w:t>
-      </w:r>
-      <w:bookmarkEnd w:id="39"/>
+        <w:t xml:space="preserve">from its own sheet after another station already listed 4, and somebody writes 12 on a new line. The fix is the rule said twice: one line per item, add to the quantity, never write a second line.</w:t>
+      </w:r>
     </w:p>
     <w:p>
       <w:pPr>
@@ -2212,7 +2195,7 @@
         <w:pStyle w:val="Compact"/>
       </w:pPr>
       <w:r>
-        <w:t xml:space="preserve">Step 2 is the best five minutes in the topic and it looks like nothing. Four stations reading their own lines out loud and catching each other’s duplicates is how a real kitchen consolidates an order, and students hear it happen.</w:t>
+        <w:t xml:space="preserve">Second common mistake: forgetting paper goods, foil, and spray, because they are not in a recipe. Checklist items 9 and 11 exist for that. Count what the room already has the week before so you are not buying plates you own.</w:t>
       </w:r>
     </w:p>
     <w:p>
@@ -2224,25 +2207,7 @@
         <w:pStyle w:val="Compact"/>
       </w:pPr>
       <w:r>
-        <w:t xml:space="preserve">Common mistake: a station reads</w:t>
-      </w:r>
-      <w:r>
-        <w:t xml:space="preserve"> </w:t>
-      </w:r>
-      <w:r>
-        <w:t xml:space="preserve">“</w:t>
-      </w:r>
-      <w:r>
-        <w:t xml:space="preserve">12 jars of marinara</w:t>
-      </w:r>
-      <w:r>
-        <w:t xml:space="preserve">”</w:t>
-      </w:r>
-      <w:r>
-        <w:t xml:space="preserve"> </w:t>
-      </w:r>
-      <w:r>
-        <w:t xml:space="preserve">from its own sheet after another station already listed 4, and somebody writes 12 on a new line. The fix is the rule said twice: one line per item, add to the quantity, never write a second line.</w:t>
+        <w:t xml:space="preserve">Do not shop the same day. Buy the day before cook day so cold items are cold and you can substitute calmly if something is out.</w:t>
       </w:r>
     </w:p>
     <w:p>
@@ -2254,7 +2219,7 @@
         <w:pStyle w:val="Compact"/>
       </w:pPr>
       <w:r>
-        <w:t xml:space="preserve">Second common mistake: forgetting paper goods, foil, and spray, because they are not in a recipe. Checklist items 9 and 11 exist for that. Count what the room already has the week before so you are not buying plates you own.</w:t>
+        <w:t xml:space="preserve">Keep the receipt. Lesson 6.17’s reflection asks what the cost actually was per person, and the receipt is the answer. Black out nothing except a card number.</w:t>
       </w:r>
     </w:p>
     <w:p>
@@ -2266,55 +2231,7 @@
         <w:pStyle w:val="Compact"/>
       </w:pPr>
       <w:r>
-        <w:t xml:space="preserve">Do not shop the same day. Buy the day before cook day so cold items are cold and you can substitute calmly if something is out.</w:t>
-      </w:r>
-    </w:p>
-    <w:p>
-      <w:pPr>
-        <w:numPr>
-          <w:ilvl w:val="0"/>
-          <w:numId w:val="1008"/>
-        </w:numPr>
-        <w:pStyle w:val="Compact"/>
-      </w:pPr>
-      <w:r>
-        <w:t xml:space="preserve">Keep the receipt. Lesson 6.17’s reflection asks what the cost actually was per person, and the receipt is the answer. Black out nothing except a card number.</w:t>
-      </w:r>
-    </w:p>
-    <w:p>
-      <w:pPr>
-        <w:numPr>
-          <w:ilvl w:val="0"/>
-          <w:numId w:val="1008"/>
-        </w:numPr>
-        <w:pStyle w:val="Compact"/>
-      </w:pPr>
-      <w:r>
         <w:t xml:space="preserve">If the list comes in under budget, do not spend the difference. Say out loud that coming in under is the goal and tell them what the remainder buys: the spare package that saves a station on cook day.</w:t>
-      </w:r>
-      <w:r>
-        <w:t xml:space="preserve"> </w:t>
-      </w:r>
-      <w:r>
-        <w:rPr>
-          <w:rStyle w:val="TeacherNote"/>
-        </w:rPr>
-        <w:t xml:space="preserve">[Sal: your King Kullen lists came in at $147.84 against $150 and at $160.70 against $200. Show both numbers; being $39 under is a professional result, not a missed opportunity.]</w:t>
-      </w:r>
-    </w:p>
-    <w:p>
-      <w:pPr>
-        <w:numPr>
-          <w:ilvl w:val="0"/>
-          <w:numId w:val="1008"/>
-        </w:numPr>
-        <w:pStyle w:val="Compact"/>
-      </w:pPr>
-      <w:r>
-        <w:rPr>
-          <w:rStyle w:val="TeacherNote"/>
-        </w:rPr>
-        <w:t xml:space="preserve">[Sal: decide before this lesson whether students may come shopping with you. If your school allows it and a parent drives, taking two students to the store is the best version of this lesson. If not, the receipt and a photo of the shelf tag do most of the work.]</w:t>
       </w:r>
     </w:p>
     <w:sectPr>
